--- a/tfl/tables/T-AE-02.docx
+++ b/tfl/tables/T-AE-02.docx
@@ -3910,7 +3910,7 @@
           <w:szCs w:val="14"/>
           <w:color w:val="C0392B"/>
         </w:rPr>
-        <w:t xml:space="preserve">DRAFT — produced 2026-05-16 — synthetic data, NOT for regulatory submission</w:t>
+        <w:t xml:space="preserve">DRAFT — produced 2026-05-17 — synthetic data, NOT for regulatory submission</w:t>
       </w:r>
     </w:p>
     <w:sectPr>

--- a/tfl/tables/T-AE-02.docx
+++ b/tfl/tables/T-AE-02.docx
@@ -3910,7 +3910,7 @@
           <w:szCs w:val="14"/>
           <w:color w:val="C0392B"/>
         </w:rPr>
-        <w:t xml:space="preserve">DRAFT — produced 2026-05-17 — synthetic data, NOT for regulatory submission</w:t>
+        <w:t xml:space="preserve">DRAFT — produced 2026-06-05 — synthetic data, NOT for regulatory submission</w:t>
       </w:r>
     </w:p>
     <w:sectPr>

--- a/tfl/tables/T-AE-02.docx
+++ b/tfl/tables/T-AE-02.docx
@@ -484,7 +484,7 @@
                 <w:szCs w:val="18"/>
                 <w:color w:val="000000"/>
               </w:rPr>
-              <w:t xml:space="preserve">73 (32.4)</w:t>
+              <w:t xml:space="preserve">189 (84.0)</w:t>
             </w:r>
           </w:p>
         </w:tc>
@@ -539,7 +539,7 @@
                 <w:szCs w:val="18"/>
                 <w:color w:val="000000"/>
               </w:rPr>
-              <w:t xml:space="preserve">71 (31.7)</w:t>
+              <w:t xml:space="preserve">200 (89.3)</w:t>
             </w:r>
           </w:p>
         </w:tc>
@@ -599,7 +599,7 @@
                 <w:szCs w:val="18"/>
                 <w:color w:val="000000"/>
               </w:rPr>
-              <w:t xml:space="preserve">Blood and lymphatic system disorders</w:t>
+              <w:t xml:space="preserve">  Neutropenia</w:t>
             </w:r>
           </w:p>
         </w:tc>
@@ -654,7 +654,7 @@
                 <w:szCs w:val="18"/>
                 <w:color w:val="000000"/>
               </w:rPr>
-              <w:t xml:space="preserve">—</w:t>
+              <w:t xml:space="preserve">97 (43.1)</w:t>
             </w:r>
           </w:p>
         </w:tc>
@@ -709,7 +709,7 @@
                 <w:szCs w:val="18"/>
                 <w:color w:val="000000"/>
               </w:rPr>
-              <w:t xml:space="preserve">—</w:t>
+              <w:t xml:space="preserve">108 (48.2)</w:t>
             </w:r>
           </w:p>
         </w:tc>
@@ -824,7 +824,7 @@
                 <w:szCs w:val="18"/>
                 <w:color w:val="000000"/>
               </w:rPr>
-              <w:t xml:space="preserve">35 (15.6)</w:t>
+              <w:t xml:space="preserve">104 (46.2)</w:t>
             </w:r>
           </w:p>
         </w:tc>
@@ -879,7 +879,7 @@
                 <w:szCs w:val="18"/>
                 <w:color w:val="000000"/>
               </w:rPr>
-              <w:t xml:space="preserve">31 (13.8)</w:t>
+              <w:t xml:space="preserve">104 (46.4)</w:t>
             </w:r>
           </w:p>
         </w:tc>
@@ -939,7 +939,7 @@
                 <w:szCs w:val="18"/>
                 <w:color w:val="000000"/>
               </w:rPr>
-              <w:t xml:space="preserve">  Neutropenia</w:t>
+              <w:t xml:space="preserve">  Anaemia</w:t>
             </w:r>
           </w:p>
         </w:tc>
@@ -994,7 +994,7 @@
                 <w:szCs w:val="18"/>
                 <w:color w:val="000000"/>
               </w:rPr>
-              <w:t xml:space="preserve">28 (12.4)</w:t>
+              <w:t xml:space="preserve">98 (43.6)</w:t>
             </w:r>
           </w:p>
         </w:tc>
@@ -1049,7 +1049,7 @@
                 <w:szCs w:val="18"/>
                 <w:color w:val="000000"/>
               </w:rPr>
-              <w:t xml:space="preserve">25 (11.2)</w:t>
+              <w:t xml:space="preserve">97 (43.3)</w:t>
             </w:r>
           </w:p>
         </w:tc>
@@ -1109,7 +1109,7 @@
                 <w:szCs w:val="18"/>
                 <w:color w:val="1F3864"/>
               </w:rPr>
-              <w:t xml:space="preserve">  Anaemia</w:t>
+              <w:t xml:space="preserve">Gastrointestinal disorders</w:t>
             </w:r>
           </w:p>
         </w:tc>
@@ -1164,7 +1164,7 @@
                 <w:szCs w:val="18"/>
                 <w:color w:val="000000"/>
               </w:rPr>
-              <w:t xml:space="preserve">19 (8.4)</w:t>
+              <w:t xml:space="preserve">202 (89.8)</w:t>
             </w:r>
           </w:p>
         </w:tc>
@@ -1219,7 +1219,7 @@
                 <w:szCs w:val="18"/>
                 <w:color w:val="000000"/>
               </w:rPr>
-              <w:t xml:space="preserve">20 (8.9)</w:t>
+              <w:t xml:space="preserve">191 (85.3)</w:t>
             </w:r>
           </w:p>
         </w:tc>
@@ -1279,7 +1279,7 @@
                 <w:szCs w:val="18"/>
                 <w:color w:val="000000"/>
               </w:rPr>
-              <w:t xml:space="preserve">Gastrointestinal disorders</w:t>
+              <w:t xml:space="preserve">  Nausea</w:t>
             </w:r>
           </w:p>
         </w:tc>
@@ -1334,7 +1334,7 @@
                 <w:szCs w:val="18"/>
                 <w:color w:val="000000"/>
               </w:rPr>
-              <w:t xml:space="preserve">109 (48.4)</w:t>
+              <w:t xml:space="preserve">137 (60.9)</w:t>
             </w:r>
           </w:p>
         </w:tc>
@@ -1389,7 +1389,7 @@
                 <w:szCs w:val="18"/>
                 <w:color w:val="000000"/>
               </w:rPr>
-              <w:t xml:space="preserve">96 (42.9)</w:t>
+              <w:t xml:space="preserve">129 (57.6)</w:t>
             </w:r>
           </w:p>
         </w:tc>
@@ -1449,7 +1449,7 @@
                 <w:szCs w:val="18"/>
                 <w:color w:val="000000"/>
               </w:rPr>
-              <w:t xml:space="preserve">Gastrointestinal disorders</w:t>
+              <w:t xml:space="preserve">  Diarrhoea</w:t>
             </w:r>
           </w:p>
         </w:tc>
@@ -1504,7 +1504,7 @@
                 <w:szCs w:val="18"/>
                 <w:color w:val="000000"/>
               </w:rPr>
-              <w:t xml:space="preserve">—</w:t>
+              <w:t xml:space="preserve">58 (25.8)</w:t>
             </w:r>
           </w:p>
         </w:tc>
@@ -1559,7 +1559,7 @@
                 <w:szCs w:val="18"/>
                 <w:color w:val="000000"/>
               </w:rPr>
-              <w:t xml:space="preserve">—</w:t>
+              <w:t xml:space="preserve">61 (27.2)</w:t>
             </w:r>
           </w:p>
         </w:tc>
@@ -1619,7 +1619,7 @@
                 <w:szCs w:val="18"/>
                 <w:color w:val="000000"/>
               </w:rPr>
-              <w:t xml:space="preserve">  Nausea</w:t>
+              <w:t xml:space="preserve">  Stomatitis</w:t>
             </w:r>
           </w:p>
         </w:tc>
@@ -1674,7 +1674,7 @@
                 <w:szCs w:val="18"/>
                 <w:color w:val="000000"/>
               </w:rPr>
-              <w:t xml:space="preserve">65 (28.9)</w:t>
+              <w:t xml:space="preserve">58 (25.8)</w:t>
             </w:r>
           </w:p>
         </w:tc>
@@ -1729,7 +1729,7 @@
                 <w:szCs w:val="18"/>
                 <w:color w:val="000000"/>
               </w:rPr>
-              <w:t xml:space="preserve">60 (26.8)</w:t>
+              <w:t xml:space="preserve">54 (24.1)</w:t>
             </w:r>
           </w:p>
         </w:tc>
@@ -1789,7 +1789,7 @@
                 <w:szCs w:val="18"/>
                 <w:color w:val="000000"/>
               </w:rPr>
-              <w:t xml:space="preserve">  Vomiting</w:t>
+              <w:t xml:space="preserve">  Constipation</w:t>
             </w:r>
           </w:p>
         </w:tc>
@@ -1844,7 +1844,7 @@
                 <w:szCs w:val="18"/>
                 <w:color w:val="000000"/>
               </w:rPr>
-              <w:t xml:space="preserve">24 (10.7)</w:t>
+              <w:t xml:space="preserve">55 (24.4)</w:t>
             </w:r>
           </w:p>
         </w:tc>
@@ -1899,7 +1899,7 @@
                 <w:szCs w:val="18"/>
                 <w:color w:val="000000"/>
               </w:rPr>
-              <w:t xml:space="preserve">14 (6.2)</w:t>
+              <w:t xml:space="preserve">46 (20.5)</w:t>
             </w:r>
           </w:p>
         </w:tc>
@@ -1916,7 +1916,7 @@
               <w:left w:val="single" w:sz="8" w:space="0" w:color="666666"/>
               <w:right w:val="single" w:sz="3" w:space="0" w:color="CCCCCC"/>
             </w:tcBorders>
-            <w:shd w:val="clear" w:color="auto" w:fill="F2F2F2"/>
+            <w:shd w:val="clear" w:color="auto" w:fill="FFFFFF"/>
             <w:tcMar>
               <w:top w:w="0" w:type="dxa"/>
               <w:bottom w:w="0" w:type="dxa"/>
@@ -1936,30 +1936,30 @@
                 <w:right w:val="none" w:sz="0" w:space="0" w:color="000000"/>
               </w:pBdr>
               <w:spacing w:after="40" w:before="40" w:line="240"/>
-              <w:ind w:left="100" w:right="100" w:firstLine="0" w:firstLineChars="0"/>
-              <w:rPr>
-                <w:rFonts w:ascii="Arial" w:hAnsi="Arial" w:eastAsia="Arial" w:cs="Arial"/>
-                <w:i w:val="false"/>
-                <w:b w:val="true"/>
-                <w:u w:val="none"/>
-                <w:strike w:val="false"/>
-                <w:sz w:val="18"/>
-                <w:szCs w:val="18"/>
-                <w:color w:val="1F3864"/>
-              </w:rPr>
-            </w:pPr>
-            <w:r>
-              <w:rPr>
-                <w:rFonts w:ascii="Arial" w:hAnsi="Arial" w:eastAsia="Arial" w:cs="Arial"/>
-                <w:i w:val="false"/>
-                <w:b w:val="true"/>
-                <w:u w:val="none"/>
-                <w:strike w:val="false"/>
-                <w:sz w:val="18"/>
-                <w:szCs w:val="18"/>
-                <w:color w:val="1F3864"/>
-              </w:rPr>
-              <w:t xml:space="preserve">  Constipation</w:t>
+              <w:ind w:left="300" w:right="100" w:firstLine="0" w:firstLineChars="0"/>
+              <w:rPr>
+                <w:rFonts w:ascii="Arial" w:hAnsi="Arial" w:eastAsia="Arial" w:cs="Arial"/>
+                <w:i w:val="false"/>
+                <w:b w:val="false"/>
+                <w:u w:val="none"/>
+                <w:strike w:val="false"/>
+                <w:sz w:val="18"/>
+                <w:szCs w:val="18"/>
+                <w:color w:val="000000"/>
+              </w:rPr>
+            </w:pPr>
+            <w:r>
+              <w:rPr>
+                <w:rFonts w:ascii="Arial" w:hAnsi="Arial" w:eastAsia="Arial" w:cs="Arial"/>
+                <w:i w:val="false"/>
+                <w:b w:val="false"/>
+                <w:u w:val="none"/>
+                <w:strike w:val="false"/>
+                <w:sz w:val="18"/>
+                <w:szCs w:val="18"/>
+                <w:color w:val="000000"/>
+              </w:rPr>
+              <w:t xml:space="preserve">  Vomiting</w:t>
             </w:r>
           </w:p>
         </w:tc>
@@ -1971,7 +1971,7 @@
               <w:left w:val="single" w:sz="3" w:space="0" w:color="CCCCCC"/>
               <w:right w:val="single" w:sz="3" w:space="0" w:color="CCCCCC"/>
             </w:tcBorders>
-            <w:shd w:val="clear" w:color="auto" w:fill="F2F2F2"/>
+            <w:shd w:val="clear" w:color="auto" w:fill="FFFFFF"/>
             <w:tcMar>
               <w:top w:w="0" w:type="dxa"/>
               <w:bottom w:w="0" w:type="dxa"/>
@@ -1995,26 +1995,26 @@
               <w:rPr>
                 <w:rFonts w:ascii="Arial" w:hAnsi="Arial" w:eastAsia="Arial" w:cs="Arial"/>
                 <w:i w:val="false"/>
-                <w:b w:val="true"/>
-                <w:u w:val="none"/>
-                <w:strike w:val="false"/>
-                <w:sz w:val="18"/>
-                <w:szCs w:val="18"/>
-                <w:color w:val="000000"/>
-              </w:rPr>
-            </w:pPr>
-            <w:r>
-              <w:rPr>
-                <w:rFonts w:ascii="Arial" w:hAnsi="Arial" w:eastAsia="Arial" w:cs="Arial"/>
-                <w:i w:val="false"/>
-                <w:b w:val="true"/>
-                <w:u w:val="none"/>
-                <w:strike w:val="false"/>
-                <w:sz w:val="18"/>
-                <w:szCs w:val="18"/>
-                <w:color w:val="000000"/>
-              </w:rPr>
-              <w:t xml:space="preserve">23 (10.2)</w:t>
+                <w:b w:val="false"/>
+                <w:u w:val="none"/>
+                <w:strike w:val="false"/>
+                <w:sz w:val="18"/>
+                <w:szCs w:val="18"/>
+                <w:color w:val="000000"/>
+              </w:rPr>
+            </w:pPr>
+            <w:r>
+              <w:rPr>
+                <w:rFonts w:ascii="Arial" w:hAnsi="Arial" w:eastAsia="Arial" w:cs="Arial"/>
+                <w:i w:val="false"/>
+                <w:b w:val="false"/>
+                <w:u w:val="none"/>
+                <w:strike w:val="false"/>
+                <w:sz w:val="18"/>
+                <w:szCs w:val="18"/>
+                <w:color w:val="000000"/>
+              </w:rPr>
+              <w:t xml:space="preserve">52 (23.1)</w:t>
             </w:r>
           </w:p>
         </w:tc>
@@ -2026,7 +2026,7 @@
               <w:left w:val="single" w:sz="3" w:space="0" w:color="CCCCCC"/>
               <w:right w:val="single" w:sz="8" w:space="0" w:color="666666"/>
             </w:tcBorders>
-            <w:shd w:val="clear" w:color="auto" w:fill="F2F2F2"/>
+            <w:shd w:val="clear" w:color="auto" w:fill="FFFFFF"/>
             <w:tcMar>
               <w:top w:w="0" w:type="dxa"/>
               <w:bottom w:w="0" w:type="dxa"/>
@@ -2050,26 +2050,26 @@
               <w:rPr>
                 <w:rFonts w:ascii="Arial" w:hAnsi="Arial" w:eastAsia="Arial" w:cs="Arial"/>
                 <w:i w:val="false"/>
-                <w:b w:val="true"/>
-                <w:u w:val="none"/>
-                <w:strike w:val="false"/>
-                <w:sz w:val="18"/>
-                <w:szCs w:val="18"/>
-                <w:color w:val="000000"/>
-              </w:rPr>
-            </w:pPr>
-            <w:r>
-              <w:rPr>
-                <w:rFonts w:ascii="Arial" w:hAnsi="Arial" w:eastAsia="Arial" w:cs="Arial"/>
-                <w:i w:val="false"/>
-                <w:b w:val="true"/>
-                <w:u w:val="none"/>
-                <w:strike w:val="false"/>
-                <w:sz w:val="18"/>
-                <w:szCs w:val="18"/>
-                <w:color w:val="000000"/>
-              </w:rPr>
-              <w:t xml:space="preserve">15 (6.7)</w:t>
+                <w:b w:val="false"/>
+                <w:u w:val="none"/>
+                <w:strike w:val="false"/>
+                <w:sz w:val="18"/>
+                <w:szCs w:val="18"/>
+                <w:color w:val="000000"/>
+              </w:rPr>
+            </w:pPr>
+            <w:r>
+              <w:rPr>
+                <w:rFonts w:ascii="Arial" w:hAnsi="Arial" w:eastAsia="Arial" w:cs="Arial"/>
+                <w:i w:val="false"/>
+                <w:b w:val="false"/>
+                <w:u w:val="none"/>
+                <w:strike w:val="false"/>
+                <w:sz w:val="18"/>
+                <w:szCs w:val="18"/>
+                <w:color w:val="000000"/>
+              </w:rPr>
+              <w:t xml:space="preserve">47 (21.0)</w:t>
             </w:r>
           </w:p>
         </w:tc>
@@ -2129,7 +2129,7 @@
                 <w:szCs w:val="18"/>
                 <w:color w:val="000000"/>
               </w:rPr>
-              <w:t xml:space="preserve">  Diarrhoea</w:t>
+              <w:t xml:space="preserve">  Colitis</w:t>
             </w:r>
           </w:p>
         </w:tc>
@@ -2239,7 +2239,7 @@
                 <w:szCs w:val="18"/>
                 <w:color w:val="000000"/>
               </w:rPr>
-              <w:t xml:space="preserve">17 (7.6)</w:t>
+              <w:t xml:space="preserve">3 (1.3)</w:t>
             </w:r>
           </w:p>
         </w:tc>
@@ -2354,7 +2354,7 @@
                 <w:szCs w:val="18"/>
                 <w:color w:val="000000"/>
               </w:rPr>
-              <w:t xml:space="preserve">18 (8.0)</w:t>
+              <w:t xml:space="preserve">105 (46.7)</w:t>
             </w:r>
           </w:p>
         </w:tc>
@@ -2409,7 +2409,7 @@
                 <w:szCs w:val="18"/>
                 <w:color w:val="000000"/>
               </w:rPr>
-              <w:t xml:space="preserve">25 (11.2)</w:t>
+              <w:t xml:space="preserve">100 (44.6)</w:t>
             </w:r>
           </w:p>
         </w:tc>
@@ -2469,7 +2469,7 @@
                 <w:szCs w:val="18"/>
                 <w:color w:val="000000"/>
               </w:rPr>
-              <w:t xml:space="preserve">General disorders and administration site conditions</w:t>
+              <w:t xml:space="preserve">  Fatigue</w:t>
             </w:r>
           </w:p>
         </w:tc>
@@ -2524,7 +2524,7 @@
                 <w:szCs w:val="18"/>
                 <w:color w:val="000000"/>
               </w:rPr>
-              <w:t xml:space="preserve">—</w:t>
+              <w:t xml:space="preserve">62 (27.6)</w:t>
             </w:r>
           </w:p>
         </w:tc>
@@ -2579,7 +2579,7 @@
                 <w:szCs w:val="18"/>
                 <w:color w:val="000000"/>
               </w:rPr>
-              <w:t xml:space="preserve">—</w:t>
+              <w:t xml:space="preserve">71 (31.7)</w:t>
             </w:r>
           </w:p>
         </w:tc>
@@ -2596,7 +2596,7 @@
               <w:left w:val="single" w:sz="8" w:space="0" w:color="666666"/>
               <w:right w:val="single" w:sz="3" w:space="0" w:color="CCCCCC"/>
             </w:tcBorders>
-            <w:shd w:val="clear" w:color="auto" w:fill="F2F2F2"/>
+            <w:shd w:val="clear" w:color="auto" w:fill="FFFFFF"/>
             <w:tcMar>
               <w:top w:w="0" w:type="dxa"/>
               <w:bottom w:w="0" w:type="dxa"/>
@@ -2616,30 +2616,30 @@
                 <w:right w:val="none" w:sz="0" w:space="0" w:color="000000"/>
               </w:pBdr>
               <w:spacing w:after="40" w:before="40" w:line="240"/>
-              <w:ind w:left="100" w:right="100" w:firstLine="0" w:firstLineChars="0"/>
-              <w:rPr>
-                <w:rFonts w:ascii="Arial" w:hAnsi="Arial" w:eastAsia="Arial" w:cs="Arial"/>
-                <w:i w:val="false"/>
-                <w:b w:val="true"/>
-                <w:u w:val="none"/>
-                <w:strike w:val="false"/>
-                <w:sz w:val="18"/>
-                <w:szCs w:val="18"/>
-                <w:color w:val="1F3864"/>
-              </w:rPr>
-            </w:pPr>
-            <w:r>
-              <w:rPr>
-                <w:rFonts w:ascii="Arial" w:hAnsi="Arial" w:eastAsia="Arial" w:cs="Arial"/>
-                <w:i w:val="false"/>
-                <w:b w:val="true"/>
-                <w:u w:val="none"/>
-                <w:strike w:val="false"/>
-                <w:sz w:val="18"/>
-                <w:szCs w:val="18"/>
-                <w:color w:val="1F3864"/>
-              </w:rPr>
-              <w:t xml:space="preserve">  Fatigue</w:t>
+              <w:ind w:left="300" w:right="100" w:firstLine="0" w:firstLineChars="0"/>
+              <w:rPr>
+                <w:rFonts w:ascii="Arial" w:hAnsi="Arial" w:eastAsia="Arial" w:cs="Arial"/>
+                <w:i w:val="false"/>
+                <w:b w:val="false"/>
+                <w:u w:val="none"/>
+                <w:strike w:val="false"/>
+                <w:sz w:val="18"/>
+                <w:szCs w:val="18"/>
+                <w:color w:val="000000"/>
+              </w:rPr>
+            </w:pPr>
+            <w:r>
+              <w:rPr>
+                <w:rFonts w:ascii="Arial" w:hAnsi="Arial" w:eastAsia="Arial" w:cs="Arial"/>
+                <w:i w:val="false"/>
+                <w:b w:val="false"/>
+                <w:u w:val="none"/>
+                <w:strike w:val="false"/>
+                <w:sz w:val="18"/>
+                <w:szCs w:val="18"/>
+                <w:color w:val="000000"/>
+              </w:rPr>
+              <w:t xml:space="preserve">  Asthenia</w:t>
             </w:r>
           </w:p>
         </w:tc>
@@ -2651,7 +2651,7 @@
               <w:left w:val="single" w:sz="3" w:space="0" w:color="CCCCCC"/>
               <w:right w:val="single" w:sz="3" w:space="0" w:color="CCCCCC"/>
             </w:tcBorders>
-            <w:shd w:val="clear" w:color="auto" w:fill="F2F2F2"/>
+            <w:shd w:val="clear" w:color="auto" w:fill="FFFFFF"/>
             <w:tcMar>
               <w:top w:w="0" w:type="dxa"/>
               <w:bottom w:w="0" w:type="dxa"/>
@@ -2675,26 +2675,26 @@
               <w:rPr>
                 <w:rFonts w:ascii="Arial" w:hAnsi="Arial" w:eastAsia="Arial" w:cs="Arial"/>
                 <w:i w:val="false"/>
-                <w:b w:val="true"/>
-                <w:u w:val="none"/>
-                <w:strike w:val="false"/>
-                <w:sz w:val="18"/>
-                <w:szCs w:val="18"/>
-                <w:color w:val="000000"/>
-              </w:rPr>
-            </w:pPr>
-            <w:r>
-              <w:rPr>
-                <w:rFonts w:ascii="Arial" w:hAnsi="Arial" w:eastAsia="Arial" w:cs="Arial"/>
-                <w:i w:val="false"/>
-                <w:b w:val="true"/>
-                <w:u w:val="none"/>
-                <w:strike w:val="false"/>
-                <w:sz w:val="18"/>
-                <w:szCs w:val="18"/>
-                <w:color w:val="000000"/>
-              </w:rPr>
-              <w:t xml:space="preserve">18 (8.0)</w:t>
+                <w:b w:val="false"/>
+                <w:u w:val="none"/>
+                <w:strike w:val="false"/>
+                <w:sz w:val="18"/>
+                <w:szCs w:val="18"/>
+                <w:color w:val="000000"/>
+              </w:rPr>
+            </w:pPr>
+            <w:r>
+              <w:rPr>
+                <w:rFonts w:ascii="Arial" w:hAnsi="Arial" w:eastAsia="Arial" w:cs="Arial"/>
+                <w:i w:val="false"/>
+                <w:b w:val="false"/>
+                <w:u w:val="none"/>
+                <w:strike w:val="false"/>
+                <w:sz w:val="18"/>
+                <w:szCs w:val="18"/>
+                <w:color w:val="000000"/>
+              </w:rPr>
+              <w:t xml:space="preserve">56 (24.9)</w:t>
             </w:r>
           </w:p>
         </w:tc>
@@ -2706,7 +2706,7 @@
               <w:left w:val="single" w:sz="3" w:space="0" w:color="CCCCCC"/>
               <w:right w:val="single" w:sz="8" w:space="0" w:color="666666"/>
             </w:tcBorders>
-            <w:shd w:val="clear" w:color="auto" w:fill="F2F2F2"/>
+            <w:shd w:val="clear" w:color="auto" w:fill="FFFFFF"/>
             <w:tcMar>
               <w:top w:w="0" w:type="dxa"/>
               <w:bottom w:w="0" w:type="dxa"/>
@@ -2730,26 +2730,26 @@
               <w:rPr>
                 <w:rFonts w:ascii="Arial" w:hAnsi="Arial" w:eastAsia="Arial" w:cs="Arial"/>
                 <w:i w:val="false"/>
-                <w:b w:val="true"/>
-                <w:u w:val="none"/>
-                <w:strike w:val="false"/>
-                <w:sz w:val="18"/>
-                <w:szCs w:val="18"/>
-                <w:color w:val="000000"/>
-              </w:rPr>
-            </w:pPr>
-            <w:r>
-              <w:rPr>
-                <w:rFonts w:ascii="Arial" w:hAnsi="Arial" w:eastAsia="Arial" w:cs="Arial"/>
-                <w:i w:val="false"/>
-                <w:b w:val="true"/>
-                <w:u w:val="none"/>
-                <w:strike w:val="false"/>
-                <w:sz w:val="18"/>
-                <w:szCs w:val="18"/>
-                <w:color w:val="000000"/>
-              </w:rPr>
-              <w:t xml:space="preserve">25 (11.2)</w:t>
+                <w:b w:val="false"/>
+                <w:u w:val="none"/>
+                <w:strike w:val="false"/>
+                <w:sz w:val="18"/>
+                <w:szCs w:val="18"/>
+                <w:color w:val="000000"/>
+              </w:rPr>
+            </w:pPr>
+            <w:r>
+              <w:rPr>
+                <w:rFonts w:ascii="Arial" w:hAnsi="Arial" w:eastAsia="Arial" w:cs="Arial"/>
+                <w:i w:val="false"/>
+                <w:b w:val="false"/>
+                <w:u w:val="none"/>
+                <w:strike w:val="false"/>
+                <w:sz w:val="18"/>
+                <w:szCs w:val="18"/>
+                <w:color w:val="000000"/>
+              </w:rPr>
+              <w:t xml:space="preserve">47 (21.0)</w:t>
             </w:r>
           </w:p>
         </w:tc>
@@ -2766,7 +2766,7 @@
               <w:left w:val="single" w:sz="8" w:space="0" w:color="666666"/>
               <w:right w:val="single" w:sz="3" w:space="0" w:color="CCCCCC"/>
             </w:tcBorders>
-            <w:shd w:val="clear" w:color="auto" w:fill="FFFFFF"/>
+            <w:shd w:val="clear" w:color="auto" w:fill="F2F2F2"/>
             <w:tcMar>
               <w:top w:w="0" w:type="dxa"/>
               <w:bottom w:w="0" w:type="dxa"/>
@@ -2786,30 +2786,30 @@
                 <w:right w:val="none" w:sz="0" w:space="0" w:color="000000"/>
               </w:pBdr>
               <w:spacing w:after="40" w:before="40" w:line="240"/>
-              <w:ind w:left="300" w:right="100" w:firstLine="0" w:firstLineChars="0"/>
-              <w:rPr>
-                <w:rFonts w:ascii="Arial" w:hAnsi="Arial" w:eastAsia="Arial" w:cs="Arial"/>
-                <w:i w:val="false"/>
-                <w:b w:val="false"/>
-                <w:u w:val="none"/>
-                <w:strike w:val="false"/>
-                <w:sz w:val="18"/>
-                <w:szCs w:val="18"/>
-                <w:color w:val="000000"/>
-              </w:rPr>
-            </w:pPr>
-            <w:r>
-              <w:rPr>
-                <w:rFonts w:ascii="Arial" w:hAnsi="Arial" w:eastAsia="Arial" w:cs="Arial"/>
-                <w:i w:val="false"/>
-                <w:b w:val="false"/>
-                <w:u w:val="none"/>
-                <w:strike w:val="false"/>
-                <w:sz w:val="18"/>
-                <w:szCs w:val="18"/>
-                <w:color w:val="000000"/>
-              </w:rPr>
-              <w:t xml:space="preserve">Nervous system disorders</w:t>
+              <w:ind w:left="100" w:right="100" w:firstLine="0" w:firstLineChars="0"/>
+              <w:rPr>
+                <w:rFonts w:ascii="Arial" w:hAnsi="Arial" w:eastAsia="Arial" w:cs="Arial"/>
+                <w:i w:val="false"/>
+                <w:b w:val="true"/>
+                <w:u w:val="none"/>
+                <w:strike w:val="false"/>
+                <w:sz w:val="18"/>
+                <w:szCs w:val="18"/>
+                <w:color w:val="1F3864"/>
+              </w:rPr>
+            </w:pPr>
+            <w:r>
+              <w:rPr>
+                <w:rFonts w:ascii="Arial" w:hAnsi="Arial" w:eastAsia="Arial" w:cs="Arial"/>
+                <w:i w:val="false"/>
+                <w:b w:val="true"/>
+                <w:u w:val="none"/>
+                <w:strike w:val="false"/>
+                <w:sz w:val="18"/>
+                <w:szCs w:val="18"/>
+                <w:color w:val="1F3864"/>
+              </w:rPr>
+              <w:t xml:space="preserve">Metabolism and nutrition disorders</w:t>
             </w:r>
           </w:p>
         </w:tc>
@@ -2821,7 +2821,7 @@
               <w:left w:val="single" w:sz="3" w:space="0" w:color="CCCCCC"/>
               <w:right w:val="single" w:sz="3" w:space="0" w:color="CCCCCC"/>
             </w:tcBorders>
-            <w:shd w:val="clear" w:color="auto" w:fill="FFFFFF"/>
+            <w:shd w:val="clear" w:color="auto" w:fill="F2F2F2"/>
             <w:tcMar>
               <w:top w:w="0" w:type="dxa"/>
               <w:bottom w:w="0" w:type="dxa"/>
@@ -2845,26 +2845,26 @@
               <w:rPr>
                 <w:rFonts w:ascii="Arial" w:hAnsi="Arial" w:eastAsia="Arial" w:cs="Arial"/>
                 <w:i w:val="false"/>
-                <w:b w:val="false"/>
-                <w:u w:val="none"/>
-                <w:strike w:val="false"/>
-                <w:sz w:val="18"/>
-                <w:szCs w:val="18"/>
-                <w:color w:val="000000"/>
-              </w:rPr>
-            </w:pPr>
-            <w:r>
-              <w:rPr>
-                <w:rFonts w:ascii="Arial" w:hAnsi="Arial" w:eastAsia="Arial" w:cs="Arial"/>
-                <w:i w:val="false"/>
-                <w:b w:val="false"/>
-                <w:u w:val="none"/>
-                <w:strike w:val="false"/>
-                <w:sz w:val="18"/>
-                <w:szCs w:val="18"/>
-                <w:color w:val="000000"/>
-              </w:rPr>
-              <w:t xml:space="preserve">23 (10.2)</w:t>
+                <w:b w:val="true"/>
+                <w:u w:val="none"/>
+                <w:strike w:val="false"/>
+                <w:sz w:val="18"/>
+                <w:szCs w:val="18"/>
+                <w:color w:val="000000"/>
+              </w:rPr>
+            </w:pPr>
+            <w:r>
+              <w:rPr>
+                <w:rFonts w:ascii="Arial" w:hAnsi="Arial" w:eastAsia="Arial" w:cs="Arial"/>
+                <w:i w:val="false"/>
+                <w:b w:val="true"/>
+                <w:u w:val="none"/>
+                <w:strike w:val="false"/>
+                <w:sz w:val="18"/>
+                <w:szCs w:val="18"/>
+                <w:color w:val="000000"/>
+              </w:rPr>
+              <w:t xml:space="preserve">55 (24.4)</w:t>
             </w:r>
           </w:p>
         </w:tc>
@@ -2876,7 +2876,7 @@
               <w:left w:val="single" w:sz="3" w:space="0" w:color="CCCCCC"/>
               <w:right w:val="single" w:sz="8" w:space="0" w:color="666666"/>
             </w:tcBorders>
-            <w:shd w:val="clear" w:color="auto" w:fill="FFFFFF"/>
+            <w:shd w:val="clear" w:color="auto" w:fill="F2F2F2"/>
             <w:tcMar>
               <w:top w:w="0" w:type="dxa"/>
               <w:bottom w:w="0" w:type="dxa"/>
@@ -2900,26 +2900,26 @@
               <w:rPr>
                 <w:rFonts w:ascii="Arial" w:hAnsi="Arial" w:eastAsia="Arial" w:cs="Arial"/>
                 <w:i w:val="false"/>
-                <w:b w:val="false"/>
-                <w:u w:val="none"/>
-                <w:strike w:val="false"/>
-                <w:sz w:val="18"/>
-                <w:szCs w:val="18"/>
-                <w:color w:val="000000"/>
-              </w:rPr>
-            </w:pPr>
-            <w:r>
-              <w:rPr>
-                <w:rFonts w:ascii="Arial" w:hAnsi="Arial" w:eastAsia="Arial" w:cs="Arial"/>
-                <w:i w:val="false"/>
-                <w:b w:val="false"/>
-                <w:u w:val="none"/>
-                <w:strike w:val="false"/>
-                <w:sz w:val="18"/>
-                <w:szCs w:val="18"/>
-                <w:color w:val="000000"/>
-              </w:rPr>
-              <w:t xml:space="preserve">28 (12.5)</w:t>
+                <w:b w:val="true"/>
+                <w:u w:val="none"/>
+                <w:strike w:val="false"/>
+                <w:sz w:val="18"/>
+                <w:szCs w:val="18"/>
+                <w:color w:val="000000"/>
+              </w:rPr>
+            </w:pPr>
+            <w:r>
+              <w:rPr>
+                <w:rFonts w:ascii="Arial" w:hAnsi="Arial" w:eastAsia="Arial" w:cs="Arial"/>
+                <w:i w:val="false"/>
+                <w:b w:val="true"/>
+                <w:u w:val="none"/>
+                <w:strike w:val="false"/>
+                <w:sz w:val="18"/>
+                <w:szCs w:val="18"/>
+                <w:color w:val="000000"/>
+              </w:rPr>
+              <w:t xml:space="preserve">50 (22.3)</w:t>
             </w:r>
           </w:p>
         </w:tc>
@@ -2956,30 +2956,30 @@
                 <w:right w:val="none" w:sz="0" w:space="0" w:color="000000"/>
               </w:pBdr>
               <w:spacing w:after="40" w:before="40" w:line="240"/>
-              <w:ind w:left="100" w:right="100" w:firstLine="0" w:firstLineChars="0"/>
-              <w:rPr>
-                <w:rFonts w:ascii="Arial" w:hAnsi="Arial" w:eastAsia="Arial" w:cs="Arial"/>
-                <w:i w:val="false"/>
-                <w:b w:val="false"/>
-                <w:u w:val="none"/>
-                <w:strike w:val="false"/>
-                <w:sz w:val="18"/>
-                <w:szCs w:val="18"/>
-                <w:color w:val="000000"/>
-              </w:rPr>
-            </w:pPr>
-            <w:r>
-              <w:rPr>
-                <w:rFonts w:ascii="Arial" w:hAnsi="Arial" w:eastAsia="Arial" w:cs="Arial"/>
-                <w:i w:val="false"/>
-                <w:b w:val="false"/>
-                <w:u w:val="none"/>
-                <w:strike w:val="false"/>
-                <w:sz w:val="18"/>
-                <w:szCs w:val="18"/>
-                <w:color w:val="000000"/>
-              </w:rPr>
-              <w:t xml:space="preserve">Nervous system disorders</w:t>
+              <w:ind w:left="300" w:right="100" w:firstLine="0" w:firstLineChars="0"/>
+              <w:rPr>
+                <w:rFonts w:ascii="Arial" w:hAnsi="Arial" w:eastAsia="Arial" w:cs="Arial"/>
+                <w:i w:val="false"/>
+                <w:b w:val="false"/>
+                <w:u w:val="none"/>
+                <w:strike w:val="false"/>
+                <w:sz w:val="18"/>
+                <w:szCs w:val="18"/>
+                <w:color w:val="000000"/>
+              </w:rPr>
+            </w:pPr>
+            <w:r>
+              <w:rPr>
+                <w:rFonts w:ascii="Arial" w:hAnsi="Arial" w:eastAsia="Arial" w:cs="Arial"/>
+                <w:i w:val="false"/>
+                <w:b w:val="false"/>
+                <w:u w:val="none"/>
+                <w:strike w:val="false"/>
+                <w:sz w:val="18"/>
+                <w:szCs w:val="18"/>
+                <w:color w:val="000000"/>
+              </w:rPr>
+              <w:t xml:space="preserve">  Decreased appetite</w:t>
             </w:r>
           </w:p>
         </w:tc>
@@ -3034,7 +3034,7 @@
                 <w:szCs w:val="18"/>
                 <w:color w:val="000000"/>
               </w:rPr>
-              <w:t xml:space="preserve">—</w:t>
+              <w:t xml:space="preserve">55 (24.4)</w:t>
             </w:r>
           </w:p>
         </w:tc>
@@ -3089,7 +3089,7 @@
                 <w:szCs w:val="18"/>
                 <w:color w:val="000000"/>
               </w:rPr>
-              <w:t xml:space="preserve">—</w:t>
+              <w:t xml:space="preserve">50 (22.3)</w:t>
             </w:r>
           </w:p>
         </w:tc>
@@ -3106,7 +3106,7 @@
               <w:left w:val="single" w:sz="8" w:space="0" w:color="666666"/>
               <w:right w:val="single" w:sz="3" w:space="0" w:color="CCCCCC"/>
             </w:tcBorders>
-            <w:shd w:val="clear" w:color="auto" w:fill="FFFFFF"/>
+            <w:shd w:val="clear" w:color="auto" w:fill="F2F2F2"/>
             <w:tcMar>
               <w:top w:w="0" w:type="dxa"/>
               <w:bottom w:w="0" w:type="dxa"/>
@@ -3130,26 +3130,26 @@
               <w:rPr>
                 <w:rFonts w:ascii="Arial" w:hAnsi="Arial" w:eastAsia="Arial" w:cs="Arial"/>
                 <w:i w:val="false"/>
-                <w:b w:val="false"/>
-                <w:u w:val="none"/>
-                <w:strike w:val="false"/>
-                <w:sz w:val="18"/>
-                <w:szCs w:val="18"/>
-                <w:color w:val="000000"/>
-              </w:rPr>
-            </w:pPr>
-            <w:r>
-              <w:rPr>
-                <w:rFonts w:ascii="Arial" w:hAnsi="Arial" w:eastAsia="Arial" w:cs="Arial"/>
-                <w:i w:val="false"/>
-                <w:b w:val="false"/>
-                <w:u w:val="none"/>
-                <w:strike w:val="false"/>
-                <w:sz w:val="18"/>
-                <w:szCs w:val="18"/>
-                <w:color w:val="000000"/>
-              </w:rPr>
-              <w:t xml:space="preserve">  Peripheral neuropathy</w:t>
+                <w:b w:val="true"/>
+                <w:u w:val="none"/>
+                <w:strike w:val="false"/>
+                <w:sz w:val="18"/>
+                <w:szCs w:val="18"/>
+                <w:color w:val="1F3864"/>
+              </w:rPr>
+            </w:pPr>
+            <w:r>
+              <w:rPr>
+                <w:rFonts w:ascii="Arial" w:hAnsi="Arial" w:eastAsia="Arial" w:cs="Arial"/>
+                <w:i w:val="false"/>
+                <w:b w:val="true"/>
+                <w:u w:val="none"/>
+                <w:strike w:val="false"/>
+                <w:sz w:val="18"/>
+                <w:szCs w:val="18"/>
+                <w:color w:val="1F3864"/>
+              </w:rPr>
+              <w:t xml:space="preserve">Nervous system disorders</w:t>
             </w:r>
           </w:p>
         </w:tc>
@@ -3161,7 +3161,7 @@
               <w:left w:val="single" w:sz="3" w:space="0" w:color="CCCCCC"/>
               <w:right w:val="single" w:sz="3" w:space="0" w:color="CCCCCC"/>
             </w:tcBorders>
-            <w:shd w:val="clear" w:color="auto" w:fill="FFFFFF"/>
+            <w:shd w:val="clear" w:color="auto" w:fill="F2F2F2"/>
             <w:tcMar>
               <w:top w:w="0" w:type="dxa"/>
               <w:bottom w:w="0" w:type="dxa"/>
@@ -3185,26 +3185,26 @@
               <w:rPr>
                 <w:rFonts w:ascii="Arial" w:hAnsi="Arial" w:eastAsia="Arial" w:cs="Arial"/>
                 <w:i w:val="false"/>
-                <w:b w:val="false"/>
-                <w:u w:val="none"/>
-                <w:strike w:val="false"/>
-                <w:sz w:val="18"/>
-                <w:szCs w:val="18"/>
-                <w:color w:val="000000"/>
-              </w:rPr>
-            </w:pPr>
-            <w:r>
-              <w:rPr>
-                <w:rFonts w:ascii="Arial" w:hAnsi="Arial" w:eastAsia="Arial" w:cs="Arial"/>
-                <w:i w:val="false"/>
-                <w:b w:val="false"/>
-                <w:u w:val="none"/>
-                <w:strike w:val="false"/>
-                <w:sz w:val="18"/>
-                <w:szCs w:val="18"/>
-                <w:color w:val="000000"/>
-              </w:rPr>
-              <w:t xml:space="preserve">23 (10.2)</w:t>
+                <w:b w:val="true"/>
+                <w:u w:val="none"/>
+                <w:strike w:val="false"/>
+                <w:sz w:val="18"/>
+                <w:szCs w:val="18"/>
+                <w:color w:val="000000"/>
+              </w:rPr>
+            </w:pPr>
+            <w:r>
+              <w:rPr>
+                <w:rFonts w:ascii="Arial" w:hAnsi="Arial" w:eastAsia="Arial" w:cs="Arial"/>
+                <w:i w:val="false"/>
+                <w:b w:val="true"/>
+                <w:u w:val="none"/>
+                <w:strike w:val="false"/>
+                <w:sz w:val="18"/>
+                <w:szCs w:val="18"/>
+                <w:color w:val="000000"/>
+              </w:rPr>
+              <w:t xml:space="preserve">52 (23.1)</w:t>
             </w:r>
           </w:p>
         </w:tc>
@@ -3216,7 +3216,7 @@
               <w:left w:val="single" w:sz="3" w:space="0" w:color="CCCCCC"/>
               <w:right w:val="single" w:sz="8" w:space="0" w:color="666666"/>
             </w:tcBorders>
-            <w:shd w:val="clear" w:color="auto" w:fill="FFFFFF"/>
+            <w:shd w:val="clear" w:color="auto" w:fill="F2F2F2"/>
             <w:tcMar>
               <w:top w:w="0" w:type="dxa"/>
               <w:bottom w:w="0" w:type="dxa"/>
@@ -3240,26 +3240,26 @@
               <w:rPr>
                 <w:rFonts w:ascii="Arial" w:hAnsi="Arial" w:eastAsia="Arial" w:cs="Arial"/>
                 <w:i w:val="false"/>
-                <w:b w:val="false"/>
-                <w:u w:val="none"/>
-                <w:strike w:val="false"/>
-                <w:sz w:val="18"/>
-                <w:szCs w:val="18"/>
-                <w:color w:val="000000"/>
-              </w:rPr>
-            </w:pPr>
-            <w:r>
-              <w:rPr>
-                <w:rFonts w:ascii="Arial" w:hAnsi="Arial" w:eastAsia="Arial" w:cs="Arial"/>
-                <w:i w:val="false"/>
-                <w:b w:val="false"/>
-                <w:u w:val="none"/>
-                <w:strike w:val="false"/>
-                <w:sz w:val="18"/>
-                <w:szCs w:val="18"/>
-                <w:color w:val="000000"/>
-              </w:rPr>
-              <w:t xml:space="preserve">28 (12.5)</w:t>
+                <w:b w:val="true"/>
+                <w:u w:val="none"/>
+                <w:strike w:val="false"/>
+                <w:sz w:val="18"/>
+                <w:szCs w:val="18"/>
+                <w:color w:val="000000"/>
+              </w:rPr>
+            </w:pPr>
+            <w:r>
+              <w:rPr>
+                <w:rFonts w:ascii="Arial" w:hAnsi="Arial" w:eastAsia="Arial" w:cs="Arial"/>
+                <w:i w:val="false"/>
+                <w:b w:val="true"/>
+                <w:u w:val="none"/>
+                <w:strike w:val="false"/>
+                <w:sz w:val="18"/>
+                <w:szCs w:val="18"/>
+                <w:color w:val="000000"/>
+              </w:rPr>
+              <w:t xml:space="preserve">60 (26.8)</w:t>
             </w:r>
           </w:p>
         </w:tc>
@@ -3296,30 +3296,30 @@
                 <w:right w:val="none" w:sz="0" w:space="0" w:color="000000"/>
               </w:pBdr>
               <w:spacing w:after="40" w:before="40" w:line="240"/>
-              <w:ind w:left="100" w:right="100" w:firstLine="0" w:firstLineChars="0"/>
-              <w:rPr>
-                <w:rFonts w:ascii="Arial" w:hAnsi="Arial" w:eastAsia="Arial" w:cs="Arial"/>
-                <w:i w:val="false"/>
-                <w:b w:val="false"/>
-                <w:u w:val="none"/>
-                <w:strike w:val="false"/>
-                <w:sz w:val="18"/>
-                <w:szCs w:val="18"/>
-                <w:color w:val="000000"/>
-              </w:rPr>
-            </w:pPr>
-            <w:r>
-              <w:rPr>
-                <w:rFonts w:ascii="Arial" w:hAnsi="Arial" w:eastAsia="Arial" w:cs="Arial"/>
-                <w:i w:val="false"/>
-                <w:b w:val="false"/>
-                <w:u w:val="none"/>
-                <w:strike w:val="false"/>
-                <w:sz w:val="18"/>
-                <w:szCs w:val="18"/>
-                <w:color w:val="000000"/>
-              </w:rPr>
-              <w:t xml:space="preserve">Skin and subcutaneous tissue disorders</w:t>
+              <w:ind w:left="300" w:right="100" w:firstLine="0" w:firstLineChars="0"/>
+              <w:rPr>
+                <w:rFonts w:ascii="Arial" w:hAnsi="Arial" w:eastAsia="Arial" w:cs="Arial"/>
+                <w:i w:val="false"/>
+                <w:b w:val="false"/>
+                <w:u w:val="none"/>
+                <w:strike w:val="false"/>
+                <w:sz w:val="18"/>
+                <w:szCs w:val="18"/>
+                <w:color w:val="000000"/>
+              </w:rPr>
+            </w:pPr>
+            <w:r>
+              <w:rPr>
+                <w:rFonts w:ascii="Arial" w:hAnsi="Arial" w:eastAsia="Arial" w:cs="Arial"/>
+                <w:i w:val="false"/>
+                <w:b w:val="false"/>
+                <w:u w:val="none"/>
+                <w:strike w:val="false"/>
+                <w:sz w:val="18"/>
+                <w:szCs w:val="18"/>
+                <w:color w:val="000000"/>
+              </w:rPr>
+              <w:t xml:space="preserve">  Peripheral neuropathy</w:t>
             </w:r>
           </w:p>
         </w:tc>
@@ -3374,7 +3374,7 @@
                 <w:szCs w:val="18"/>
                 <w:color w:val="000000"/>
               </w:rPr>
-              <w:t xml:space="preserve">40 (17.8)</w:t>
+              <w:t xml:space="preserve">52 (23.1)</w:t>
             </w:r>
           </w:p>
         </w:tc>
@@ -3429,7 +3429,7 @@
                 <w:szCs w:val="18"/>
                 <w:color w:val="000000"/>
               </w:rPr>
-              <w:t xml:space="preserve">13 (5.8)</w:t>
+              <w:t xml:space="preserve">60 (26.8)</w:t>
             </w:r>
           </w:p>
         </w:tc>
@@ -3446,7 +3446,7 @@
               <w:left w:val="single" w:sz="8" w:space="0" w:color="666666"/>
               <w:right w:val="single" w:sz="3" w:space="0" w:color="CCCCCC"/>
             </w:tcBorders>
-            <w:shd w:val="clear" w:color="auto" w:fill="FFFFFF"/>
+            <w:shd w:val="clear" w:color="auto" w:fill="F2F2F2"/>
             <w:tcMar>
               <w:top w:w="0" w:type="dxa"/>
               <w:bottom w:w="0" w:type="dxa"/>
@@ -3470,26 +3470,26 @@
               <w:rPr>
                 <w:rFonts w:ascii="Arial" w:hAnsi="Arial" w:eastAsia="Arial" w:cs="Arial"/>
                 <w:i w:val="false"/>
-                <w:b w:val="false"/>
-                <w:u w:val="none"/>
-                <w:strike w:val="false"/>
-                <w:sz w:val="18"/>
-                <w:szCs w:val="18"/>
-                <w:color w:val="000000"/>
-              </w:rPr>
-            </w:pPr>
-            <w:r>
-              <w:rPr>
-                <w:rFonts w:ascii="Arial" w:hAnsi="Arial" w:eastAsia="Arial" w:cs="Arial"/>
-                <w:i w:val="false"/>
-                <w:b w:val="false"/>
-                <w:u w:val="none"/>
-                <w:strike w:val="false"/>
-                <w:sz w:val="18"/>
-                <w:szCs w:val="18"/>
-                <w:color w:val="000000"/>
-              </w:rPr>
-              <w:t xml:space="preserve">Skin and subcutaneous tissue disorders</w:t>
+                <w:b w:val="true"/>
+                <w:u w:val="none"/>
+                <w:strike w:val="false"/>
+                <w:sz w:val="18"/>
+                <w:szCs w:val="18"/>
+                <w:color w:val="1F3864"/>
+              </w:rPr>
+            </w:pPr>
+            <w:r>
+              <w:rPr>
+                <w:rFonts w:ascii="Arial" w:hAnsi="Arial" w:eastAsia="Arial" w:cs="Arial"/>
+                <w:i w:val="false"/>
+                <w:b w:val="true"/>
+                <w:u w:val="none"/>
+                <w:strike w:val="false"/>
+                <w:sz w:val="18"/>
+                <w:szCs w:val="18"/>
+                <w:color w:val="1F3864"/>
+              </w:rPr>
+              <w:t xml:space="preserve">Respiratory, thoracic and mediastinal disorders</w:t>
             </w:r>
           </w:p>
         </w:tc>
@@ -3501,7 +3501,7 @@
               <w:left w:val="single" w:sz="3" w:space="0" w:color="CCCCCC"/>
               <w:right w:val="single" w:sz="3" w:space="0" w:color="CCCCCC"/>
             </w:tcBorders>
-            <w:shd w:val="clear" w:color="auto" w:fill="FFFFFF"/>
+            <w:shd w:val="clear" w:color="auto" w:fill="F2F2F2"/>
             <w:tcMar>
               <w:top w:w="0" w:type="dxa"/>
               <w:bottom w:w="0" w:type="dxa"/>
@@ -3525,26 +3525,26 @@
               <w:rPr>
                 <w:rFonts w:ascii="Arial" w:hAnsi="Arial" w:eastAsia="Arial" w:cs="Arial"/>
                 <w:i w:val="false"/>
-                <w:b w:val="false"/>
-                <w:u w:val="none"/>
-                <w:strike w:val="false"/>
-                <w:sz w:val="18"/>
-                <w:szCs w:val="18"/>
-                <w:color w:val="000000"/>
-              </w:rPr>
-            </w:pPr>
-            <w:r>
-              <w:rPr>
-                <w:rFonts w:ascii="Arial" w:hAnsi="Arial" w:eastAsia="Arial" w:cs="Arial"/>
-                <w:i w:val="false"/>
-                <w:b w:val="false"/>
-                <w:u w:val="none"/>
-                <w:strike w:val="false"/>
-                <w:sz w:val="18"/>
-                <w:szCs w:val="18"/>
-                <w:color w:val="000000"/>
-              </w:rPr>
-              <w:t xml:space="preserve">—</w:t>
+                <w:b w:val="true"/>
+                <w:u w:val="none"/>
+                <w:strike w:val="false"/>
+                <w:sz w:val="18"/>
+                <w:szCs w:val="18"/>
+                <w:color w:val="000000"/>
+              </w:rPr>
+            </w:pPr>
+            <w:r>
+              <w:rPr>
+                <w:rFonts w:ascii="Arial" w:hAnsi="Arial" w:eastAsia="Arial" w:cs="Arial"/>
+                <w:i w:val="false"/>
+                <w:b w:val="true"/>
+                <w:u w:val="none"/>
+                <w:strike w:val="false"/>
+                <w:sz w:val="18"/>
+                <w:szCs w:val="18"/>
+                <w:color w:val="000000"/>
+              </w:rPr>
+              <w:t xml:space="preserve">52 (23.1)</w:t>
             </w:r>
           </w:p>
         </w:tc>
@@ -3556,7 +3556,7 @@
               <w:left w:val="single" w:sz="3" w:space="0" w:color="CCCCCC"/>
               <w:right w:val="single" w:sz="8" w:space="0" w:color="666666"/>
             </w:tcBorders>
-            <w:shd w:val="clear" w:color="auto" w:fill="FFFFFF"/>
+            <w:shd w:val="clear" w:color="auto" w:fill="F2F2F2"/>
             <w:tcMar>
               <w:top w:w="0" w:type="dxa"/>
               <w:bottom w:w="0" w:type="dxa"/>
@@ -3580,26 +3580,26 @@
               <w:rPr>
                 <w:rFonts w:ascii="Arial" w:hAnsi="Arial" w:eastAsia="Arial" w:cs="Arial"/>
                 <w:i w:val="false"/>
-                <w:b w:val="false"/>
-                <w:u w:val="none"/>
-                <w:strike w:val="false"/>
-                <w:sz w:val="18"/>
-                <w:szCs w:val="18"/>
-                <w:color w:val="000000"/>
-              </w:rPr>
-            </w:pPr>
-            <w:r>
-              <w:rPr>
-                <w:rFonts w:ascii="Arial" w:hAnsi="Arial" w:eastAsia="Arial" w:cs="Arial"/>
-                <w:i w:val="false"/>
-                <w:b w:val="false"/>
-                <w:u w:val="none"/>
-                <w:strike w:val="false"/>
-                <w:sz w:val="18"/>
-                <w:szCs w:val="18"/>
-                <w:color w:val="000000"/>
-              </w:rPr>
-              <w:t xml:space="preserve">—</w:t>
+                <w:b w:val="true"/>
+                <w:u w:val="none"/>
+                <w:strike w:val="false"/>
+                <w:sz w:val="18"/>
+                <w:szCs w:val="18"/>
+                <w:color w:val="000000"/>
+              </w:rPr>
+            </w:pPr>
+            <w:r>
+              <w:rPr>
+                <w:rFonts w:ascii="Arial" w:hAnsi="Arial" w:eastAsia="Arial" w:cs="Arial"/>
+                <w:i w:val="false"/>
+                <w:b w:val="true"/>
+                <w:u w:val="none"/>
+                <w:strike w:val="false"/>
+                <w:sz w:val="18"/>
+                <w:szCs w:val="18"/>
+                <w:color w:val="000000"/>
+              </w:rPr>
+              <w:t xml:space="preserve">56 (25.0)</w:t>
             </w:r>
           </w:p>
         </w:tc>
@@ -3611,7 +3611,7 @@
         <w:tc>
           <w:tcPr>
             <w:tcBorders>
-              <w:bottom w:val="single" w:sz="8" w:space="0" w:color="666666"/>
+              <w:bottom w:val="single" w:sz="3" w:space="0" w:color="CCCCCC"/>
               <w:top w:val="single" w:sz="3" w:space="0" w:color="CCCCCC"/>
               <w:left w:val="single" w:sz="8" w:space="0" w:color="666666"/>
               <w:right w:val="single" w:sz="3" w:space="0" w:color="CCCCCC"/>
@@ -3636,37 +3636,37 @@
                 <w:right w:val="none" w:sz="0" w:space="0" w:color="000000"/>
               </w:pBdr>
               <w:spacing w:after="40" w:before="40" w:line="240"/>
-              <w:ind w:left="100" w:right="100" w:firstLine="0" w:firstLineChars="0"/>
-              <w:rPr>
-                <w:rFonts w:ascii="Arial" w:hAnsi="Arial" w:eastAsia="Arial" w:cs="Arial"/>
-                <w:i w:val="false"/>
-                <w:b w:val="false"/>
-                <w:u w:val="none"/>
-                <w:strike w:val="false"/>
-                <w:sz w:val="18"/>
-                <w:szCs w:val="18"/>
-                <w:color w:val="000000"/>
-              </w:rPr>
-            </w:pPr>
-            <w:r>
-              <w:rPr>
-                <w:rFonts w:ascii="Arial" w:hAnsi="Arial" w:eastAsia="Arial" w:cs="Arial"/>
-                <w:i w:val="false"/>
-                <w:b w:val="false"/>
-                <w:u w:val="none"/>
-                <w:strike w:val="false"/>
-                <w:sz w:val="18"/>
-                <w:szCs w:val="18"/>
-                <w:color w:val="000000"/>
-              </w:rPr>
-              <w:t xml:space="preserve">  Alopecia</w:t>
-            </w:r>
-          </w:p>
-        </w:tc>
-        <w:tc>
-          <w:tcPr>
-            <w:tcBorders>
-              <w:bottom w:val="single" w:sz="8" w:space="0" w:color="666666"/>
+              <w:ind w:left="300" w:right="100" w:firstLine="0" w:firstLineChars="0"/>
+              <w:rPr>
+                <w:rFonts w:ascii="Arial" w:hAnsi="Arial" w:eastAsia="Arial" w:cs="Arial"/>
+                <w:i w:val="false"/>
+                <w:b w:val="false"/>
+                <w:u w:val="none"/>
+                <w:strike w:val="false"/>
+                <w:sz w:val="18"/>
+                <w:szCs w:val="18"/>
+                <w:color w:val="000000"/>
+              </w:rPr>
+            </w:pPr>
+            <w:r>
+              <w:rPr>
+                <w:rFonts w:ascii="Arial" w:hAnsi="Arial" w:eastAsia="Arial" w:cs="Arial"/>
+                <w:i w:val="false"/>
+                <w:b w:val="false"/>
+                <w:u w:val="none"/>
+                <w:strike w:val="false"/>
+                <w:sz w:val="18"/>
+                <w:szCs w:val="18"/>
+                <w:color w:val="000000"/>
+              </w:rPr>
+              <w:t xml:space="preserve">  Dyspnoea</w:t>
+            </w:r>
+          </w:p>
+        </w:tc>
+        <w:tc>
+          <w:tcPr>
+            <w:tcBorders>
+              <w:bottom w:val="single" w:sz="3" w:space="0" w:color="CCCCCC"/>
               <w:top w:val="single" w:sz="3" w:space="0" w:color="CCCCCC"/>
               <w:left w:val="single" w:sz="3" w:space="0" w:color="CCCCCC"/>
               <w:right w:val="single" w:sz="3" w:space="0" w:color="CCCCCC"/>
@@ -3714,14 +3714,14 @@
                 <w:szCs w:val="18"/>
                 <w:color w:val="000000"/>
               </w:rPr>
-              <w:t xml:space="preserve">26 (11.6)</w:t>
-            </w:r>
-          </w:p>
-        </w:tc>
-        <w:tc>
-          <w:tcPr>
-            <w:tcBorders>
-              <w:bottom w:val="single" w:sz="8" w:space="0" w:color="666666"/>
+              <w:t xml:space="preserve">48 (21.3)</w:t>
+            </w:r>
+          </w:p>
+        </w:tc>
+        <w:tc>
+          <w:tcPr>
+            <w:tcBorders>
+              <w:bottom w:val="single" w:sz="3" w:space="0" w:color="CCCCCC"/>
               <w:top w:val="single" w:sz="3" w:space="0" w:color="CCCCCC"/>
               <w:left w:val="single" w:sz="3" w:space="0" w:color="CCCCCC"/>
               <w:right w:val="single" w:sz="8" w:space="0" w:color="666666"/>
@@ -3769,7 +3769,517 @@
                 <w:szCs w:val="18"/>
                 <w:color w:val="000000"/>
               </w:rPr>
-              <w:t xml:space="preserve">12 (5.4)</w:t>
+              <w:t xml:space="preserve">56 (25.0)</w:t>
+            </w:r>
+          </w:p>
+        </w:tc>
+      </w:tr>
+      <w:tr>
+        <w:trPr>
+          <w:trHeight w:val="360" w:hRule="auto"/>
+        </w:trPr>
+        <w:tc>
+          <w:tcPr>
+            <w:tcBorders>
+              <w:bottom w:val="single" w:sz="3" w:space="0" w:color="CCCCCC"/>
+              <w:top w:val="single" w:sz="3" w:space="0" w:color="CCCCCC"/>
+              <w:left w:val="single" w:sz="8" w:space="0" w:color="666666"/>
+              <w:right w:val="single" w:sz="3" w:space="0" w:color="CCCCCC"/>
+            </w:tcBorders>
+            <w:shd w:val="clear" w:color="auto" w:fill="F2F2F2"/>
+            <w:tcMar>
+              <w:top w:w="0" w:type="dxa"/>
+              <w:bottom w:w="0" w:type="dxa"/>
+              <w:left w:w="0" w:type="dxa"/>
+              <w:right w:w="0" w:type="dxa"/>
+            </w:tcMar>
+            <w:vAlign w:val="center"/>
+          </w:tcPr>
+          <w:p>
+            <w:pPr>
+              <w:pStyle w:val="Normal"/>
+              <w:jc w:val="left"/>
+              <w:pBdr>
+                <w:bottom w:val="none" w:sz="0" w:space="0" w:color="000000"/>
+                <w:top w:val="none" w:sz="0" w:space="0" w:color="000000"/>
+                <w:left w:val="none" w:sz="0" w:space="0" w:color="000000"/>
+                <w:right w:val="none" w:sz="0" w:space="0" w:color="000000"/>
+              </w:pBdr>
+              <w:spacing w:after="40" w:before="40" w:line="240"/>
+              <w:ind w:left="100" w:right="100" w:firstLine="0" w:firstLineChars="0"/>
+              <w:rPr>
+                <w:rFonts w:ascii="Arial" w:hAnsi="Arial" w:eastAsia="Arial" w:cs="Arial"/>
+                <w:i w:val="false"/>
+                <w:b w:val="true"/>
+                <w:u w:val="none"/>
+                <w:strike w:val="false"/>
+                <w:sz w:val="18"/>
+                <w:szCs w:val="18"/>
+                <w:color w:val="1F3864"/>
+              </w:rPr>
+            </w:pPr>
+            <w:r>
+              <w:rPr>
+                <w:rFonts w:ascii="Arial" w:hAnsi="Arial" w:eastAsia="Arial" w:cs="Arial"/>
+                <w:i w:val="false"/>
+                <w:b w:val="true"/>
+                <w:u w:val="none"/>
+                <w:strike w:val="false"/>
+                <w:sz w:val="18"/>
+                <w:szCs w:val="18"/>
+                <w:color w:val="1F3864"/>
+              </w:rPr>
+              <w:t xml:space="preserve">Skin and subcutaneous tissue disorders</w:t>
+            </w:r>
+          </w:p>
+        </w:tc>
+        <w:tc>
+          <w:tcPr>
+            <w:tcBorders>
+              <w:bottom w:val="single" w:sz="3" w:space="0" w:color="CCCCCC"/>
+              <w:top w:val="single" w:sz="3" w:space="0" w:color="CCCCCC"/>
+              <w:left w:val="single" w:sz="3" w:space="0" w:color="CCCCCC"/>
+              <w:right w:val="single" w:sz="3" w:space="0" w:color="CCCCCC"/>
+            </w:tcBorders>
+            <w:shd w:val="clear" w:color="auto" w:fill="F2F2F2"/>
+            <w:tcMar>
+              <w:top w:w="0" w:type="dxa"/>
+              <w:bottom w:w="0" w:type="dxa"/>
+              <w:left w:w="0" w:type="dxa"/>
+              <w:right w:w="0" w:type="dxa"/>
+            </w:tcMar>
+            <w:vAlign w:val="center"/>
+          </w:tcPr>
+          <w:p>
+            <w:pPr>
+              <w:pStyle w:val="Normal"/>
+              <w:jc w:val="center"/>
+              <w:pBdr>
+                <w:bottom w:val="none" w:sz="0" w:space="0" w:color="000000"/>
+                <w:top w:val="none" w:sz="0" w:space="0" w:color="000000"/>
+                <w:left w:val="none" w:sz="0" w:space="0" w:color="000000"/>
+                <w:right w:val="none" w:sz="0" w:space="0" w:color="000000"/>
+              </w:pBdr>
+              <w:spacing w:after="40" w:before="40" w:line="240"/>
+              <w:ind w:left="100" w:right="100" w:firstLine="0" w:firstLineChars="0"/>
+              <w:rPr>
+                <w:rFonts w:ascii="Arial" w:hAnsi="Arial" w:eastAsia="Arial" w:cs="Arial"/>
+                <w:i w:val="false"/>
+                <w:b w:val="true"/>
+                <w:u w:val="none"/>
+                <w:strike w:val="false"/>
+                <w:sz w:val="18"/>
+                <w:szCs w:val="18"/>
+                <w:color w:val="000000"/>
+              </w:rPr>
+            </w:pPr>
+            <w:r>
+              <w:rPr>
+                <w:rFonts w:ascii="Arial" w:hAnsi="Arial" w:eastAsia="Arial" w:cs="Arial"/>
+                <w:i w:val="false"/>
+                <w:b w:val="true"/>
+                <w:u w:val="none"/>
+                <w:strike w:val="false"/>
+                <w:sz w:val="18"/>
+                <w:szCs w:val="18"/>
+                <w:color w:val="000000"/>
+              </w:rPr>
+              <w:t xml:space="preserve">129 (57.3)</w:t>
+            </w:r>
+          </w:p>
+        </w:tc>
+        <w:tc>
+          <w:tcPr>
+            <w:tcBorders>
+              <w:bottom w:val="single" w:sz="3" w:space="0" w:color="CCCCCC"/>
+              <w:top w:val="single" w:sz="3" w:space="0" w:color="CCCCCC"/>
+              <w:left w:val="single" w:sz="3" w:space="0" w:color="CCCCCC"/>
+              <w:right w:val="single" w:sz="8" w:space="0" w:color="666666"/>
+            </w:tcBorders>
+            <w:shd w:val="clear" w:color="auto" w:fill="F2F2F2"/>
+            <w:tcMar>
+              <w:top w:w="0" w:type="dxa"/>
+              <w:bottom w:w="0" w:type="dxa"/>
+              <w:left w:w="0" w:type="dxa"/>
+              <w:right w:w="0" w:type="dxa"/>
+            </w:tcMar>
+            <w:vAlign w:val="center"/>
+          </w:tcPr>
+          <w:p>
+            <w:pPr>
+              <w:pStyle w:val="Normal"/>
+              <w:jc w:val="center"/>
+              <w:pBdr>
+                <w:bottom w:val="none" w:sz="0" w:space="0" w:color="000000"/>
+                <w:top w:val="none" w:sz="0" w:space="0" w:color="000000"/>
+                <w:left w:val="none" w:sz="0" w:space="0" w:color="000000"/>
+                <w:right w:val="none" w:sz="0" w:space="0" w:color="000000"/>
+              </w:pBdr>
+              <w:spacing w:after="40" w:before="40" w:line="240"/>
+              <w:ind w:left="100" w:right="100" w:firstLine="0" w:firstLineChars="0"/>
+              <w:rPr>
+                <w:rFonts w:ascii="Arial" w:hAnsi="Arial" w:eastAsia="Arial" w:cs="Arial"/>
+                <w:i w:val="false"/>
+                <w:b w:val="true"/>
+                <w:u w:val="none"/>
+                <w:strike w:val="false"/>
+                <w:sz w:val="18"/>
+                <w:szCs w:val="18"/>
+                <w:color w:val="000000"/>
+              </w:rPr>
+            </w:pPr>
+            <w:r>
+              <w:rPr>
+                <w:rFonts w:ascii="Arial" w:hAnsi="Arial" w:eastAsia="Arial" w:cs="Arial"/>
+                <w:i w:val="false"/>
+                <w:b w:val="true"/>
+                <w:u w:val="none"/>
+                <w:strike w:val="false"/>
+                <w:sz w:val="18"/>
+                <w:szCs w:val="18"/>
+                <w:color w:val="000000"/>
+              </w:rPr>
+              <w:t xml:space="preserve">81 (36.2)</w:t>
+            </w:r>
+          </w:p>
+        </w:tc>
+      </w:tr>
+      <w:tr>
+        <w:trPr>
+          <w:trHeight w:val="360" w:hRule="auto"/>
+        </w:trPr>
+        <w:tc>
+          <w:tcPr>
+            <w:tcBorders>
+              <w:bottom w:val="single" w:sz="3" w:space="0" w:color="CCCCCC"/>
+              <w:top w:val="single" w:sz="3" w:space="0" w:color="CCCCCC"/>
+              <w:left w:val="single" w:sz="8" w:space="0" w:color="666666"/>
+              <w:right w:val="single" w:sz="3" w:space="0" w:color="CCCCCC"/>
+            </w:tcBorders>
+            <w:shd w:val="clear" w:color="auto" w:fill="FFFFFF"/>
+            <w:tcMar>
+              <w:top w:w="0" w:type="dxa"/>
+              <w:bottom w:w="0" w:type="dxa"/>
+              <w:left w:w="0" w:type="dxa"/>
+              <w:right w:w="0" w:type="dxa"/>
+            </w:tcMar>
+            <w:vAlign w:val="center"/>
+          </w:tcPr>
+          <w:p>
+            <w:pPr>
+              <w:pStyle w:val="Normal"/>
+              <w:jc w:val="left"/>
+              <w:pBdr>
+                <w:bottom w:val="none" w:sz="0" w:space="0" w:color="000000"/>
+                <w:top w:val="none" w:sz="0" w:space="0" w:color="000000"/>
+                <w:left w:val="none" w:sz="0" w:space="0" w:color="000000"/>
+                <w:right w:val="none" w:sz="0" w:space="0" w:color="000000"/>
+              </w:pBdr>
+              <w:spacing w:after="40" w:before="40" w:line="240"/>
+              <w:ind w:left="300" w:right="100" w:firstLine="0" w:firstLineChars="0"/>
+              <w:rPr>
+                <w:rFonts w:ascii="Arial" w:hAnsi="Arial" w:eastAsia="Arial" w:cs="Arial"/>
+                <w:i w:val="false"/>
+                <w:b w:val="false"/>
+                <w:u w:val="none"/>
+                <w:strike w:val="false"/>
+                <w:sz w:val="18"/>
+                <w:szCs w:val="18"/>
+                <w:color w:val="000000"/>
+              </w:rPr>
+            </w:pPr>
+            <w:r>
+              <w:rPr>
+                <w:rFonts w:ascii="Arial" w:hAnsi="Arial" w:eastAsia="Arial" w:cs="Arial"/>
+                <w:i w:val="false"/>
+                <w:b w:val="false"/>
+                <w:u w:val="none"/>
+                <w:strike w:val="false"/>
+                <w:sz w:val="18"/>
+                <w:szCs w:val="18"/>
+                <w:color w:val="000000"/>
+              </w:rPr>
+              <w:t xml:space="preserve">  Alopecia</w:t>
+            </w:r>
+          </w:p>
+        </w:tc>
+        <w:tc>
+          <w:tcPr>
+            <w:tcBorders>
+              <w:bottom w:val="single" w:sz="3" w:space="0" w:color="CCCCCC"/>
+              <w:top w:val="single" w:sz="3" w:space="0" w:color="CCCCCC"/>
+              <w:left w:val="single" w:sz="3" w:space="0" w:color="CCCCCC"/>
+              <w:right w:val="single" w:sz="3" w:space="0" w:color="CCCCCC"/>
+            </w:tcBorders>
+            <w:shd w:val="clear" w:color="auto" w:fill="FFFFFF"/>
+            <w:tcMar>
+              <w:top w:w="0" w:type="dxa"/>
+              <w:bottom w:w="0" w:type="dxa"/>
+              <w:left w:w="0" w:type="dxa"/>
+              <w:right w:w="0" w:type="dxa"/>
+            </w:tcMar>
+            <w:vAlign w:val="center"/>
+          </w:tcPr>
+          <w:p>
+            <w:pPr>
+              <w:pStyle w:val="Normal"/>
+              <w:jc w:val="center"/>
+              <w:pBdr>
+                <w:bottom w:val="none" w:sz="0" w:space="0" w:color="000000"/>
+                <w:top w:val="none" w:sz="0" w:space="0" w:color="000000"/>
+                <w:left w:val="none" w:sz="0" w:space="0" w:color="000000"/>
+                <w:right w:val="none" w:sz="0" w:space="0" w:color="000000"/>
+              </w:pBdr>
+              <w:spacing w:after="40" w:before="40" w:line="240"/>
+              <w:ind w:left="100" w:right="100" w:firstLine="0" w:firstLineChars="0"/>
+              <w:rPr>
+                <w:rFonts w:ascii="Arial" w:hAnsi="Arial" w:eastAsia="Arial" w:cs="Arial"/>
+                <w:i w:val="false"/>
+                <w:b w:val="false"/>
+                <w:u w:val="none"/>
+                <w:strike w:val="false"/>
+                <w:sz w:val="18"/>
+                <w:szCs w:val="18"/>
+                <w:color w:val="000000"/>
+              </w:rPr>
+            </w:pPr>
+            <w:r>
+              <w:rPr>
+                <w:rFonts w:ascii="Arial" w:hAnsi="Arial" w:eastAsia="Arial" w:cs="Arial"/>
+                <w:i w:val="false"/>
+                <w:b w:val="false"/>
+                <w:u w:val="none"/>
+                <w:strike w:val="false"/>
+                <w:sz w:val="18"/>
+                <w:szCs w:val="18"/>
+                <w:color w:val="000000"/>
+              </w:rPr>
+              <w:t xml:space="preserve">115 (51.1)</w:t>
+            </w:r>
+          </w:p>
+        </w:tc>
+        <w:tc>
+          <w:tcPr>
+            <w:tcBorders>
+              <w:bottom w:val="single" w:sz="3" w:space="0" w:color="CCCCCC"/>
+              <w:top w:val="single" w:sz="3" w:space="0" w:color="CCCCCC"/>
+              <w:left w:val="single" w:sz="3" w:space="0" w:color="CCCCCC"/>
+              <w:right w:val="single" w:sz="8" w:space="0" w:color="666666"/>
+            </w:tcBorders>
+            <w:shd w:val="clear" w:color="auto" w:fill="FFFFFF"/>
+            <w:tcMar>
+              <w:top w:w="0" w:type="dxa"/>
+              <w:bottom w:w="0" w:type="dxa"/>
+              <w:left w:w="0" w:type="dxa"/>
+              <w:right w:w="0" w:type="dxa"/>
+            </w:tcMar>
+            <w:vAlign w:val="center"/>
+          </w:tcPr>
+          <w:p>
+            <w:pPr>
+              <w:pStyle w:val="Normal"/>
+              <w:jc w:val="center"/>
+              <w:pBdr>
+                <w:bottom w:val="none" w:sz="0" w:space="0" w:color="000000"/>
+                <w:top w:val="none" w:sz="0" w:space="0" w:color="000000"/>
+                <w:left w:val="none" w:sz="0" w:space="0" w:color="000000"/>
+                <w:right w:val="none" w:sz="0" w:space="0" w:color="000000"/>
+              </w:pBdr>
+              <w:spacing w:after="40" w:before="40" w:line="240"/>
+              <w:ind w:left="100" w:right="100" w:firstLine="0" w:firstLineChars="0"/>
+              <w:rPr>
+                <w:rFonts w:ascii="Arial" w:hAnsi="Arial" w:eastAsia="Arial" w:cs="Arial"/>
+                <w:i w:val="false"/>
+                <w:b w:val="false"/>
+                <w:u w:val="none"/>
+                <w:strike w:val="false"/>
+                <w:sz w:val="18"/>
+                <w:szCs w:val="18"/>
+                <w:color w:val="000000"/>
+              </w:rPr>
+            </w:pPr>
+            <w:r>
+              <w:rPr>
+                <w:rFonts w:ascii="Arial" w:hAnsi="Arial" w:eastAsia="Arial" w:cs="Arial"/>
+                <w:i w:val="false"/>
+                <w:b w:val="false"/>
+                <w:u w:val="none"/>
+                <w:strike w:val="false"/>
+                <w:sz w:val="18"/>
+                <w:szCs w:val="18"/>
+                <w:color w:val="000000"/>
+              </w:rPr>
+              <w:t xml:space="preserve">77 (34.4)</w:t>
+            </w:r>
+          </w:p>
+        </w:tc>
+      </w:tr>
+      <w:tr>
+        <w:trPr>
+          <w:trHeight w:val="360" w:hRule="auto"/>
+        </w:trPr>
+        <w:tc>
+          <w:tcPr>
+            <w:tcBorders>
+              <w:bottom w:val="single" w:sz="8" w:space="0" w:color="666666"/>
+              <w:top w:val="single" w:sz="3" w:space="0" w:color="CCCCCC"/>
+              <w:left w:val="single" w:sz="8" w:space="0" w:color="666666"/>
+              <w:right w:val="single" w:sz="3" w:space="0" w:color="CCCCCC"/>
+            </w:tcBorders>
+            <w:shd w:val="clear" w:color="auto" w:fill="FFFFFF"/>
+            <w:tcMar>
+              <w:top w:w="0" w:type="dxa"/>
+              <w:bottom w:w="0" w:type="dxa"/>
+              <w:left w:w="0" w:type="dxa"/>
+              <w:right w:w="0" w:type="dxa"/>
+            </w:tcMar>
+            <w:vAlign w:val="center"/>
+          </w:tcPr>
+          <w:p>
+            <w:pPr>
+              <w:pStyle w:val="Normal"/>
+              <w:jc w:val="left"/>
+              <w:pBdr>
+                <w:bottom w:val="none" w:sz="0" w:space="0" w:color="000000"/>
+                <w:top w:val="none" w:sz="0" w:space="0" w:color="000000"/>
+                <w:left w:val="none" w:sz="0" w:space="0" w:color="000000"/>
+                <w:right w:val="none" w:sz="0" w:space="0" w:color="000000"/>
+              </w:pBdr>
+              <w:spacing w:after="40" w:before="40" w:line="240"/>
+              <w:ind w:left="300" w:right="100" w:firstLine="0" w:firstLineChars="0"/>
+              <w:rPr>
+                <w:rFonts w:ascii="Arial" w:hAnsi="Arial" w:eastAsia="Arial" w:cs="Arial"/>
+                <w:i w:val="false"/>
+                <w:b w:val="false"/>
+                <w:u w:val="none"/>
+                <w:strike w:val="false"/>
+                <w:sz w:val="18"/>
+                <w:szCs w:val="18"/>
+                <w:color w:val="000000"/>
+              </w:rPr>
+            </w:pPr>
+            <w:r>
+              <w:rPr>
+                <w:rFonts w:ascii="Arial" w:hAnsi="Arial" w:eastAsia="Arial" w:cs="Arial"/>
+                <w:i w:val="false"/>
+                <w:b w:val="false"/>
+                <w:u w:val="none"/>
+                <w:strike w:val="false"/>
+                <w:sz w:val="18"/>
+                <w:szCs w:val="18"/>
+                <w:color w:val="000000"/>
+              </w:rPr>
+              <w:t xml:space="preserve">  Pruritus</w:t>
+            </w:r>
+          </w:p>
+        </w:tc>
+        <w:tc>
+          <w:tcPr>
+            <w:tcBorders>
+              <w:bottom w:val="single" w:sz="8" w:space="0" w:color="666666"/>
+              <w:top w:val="single" w:sz="3" w:space="0" w:color="CCCCCC"/>
+              <w:left w:val="single" w:sz="3" w:space="0" w:color="CCCCCC"/>
+              <w:right w:val="single" w:sz="3" w:space="0" w:color="CCCCCC"/>
+            </w:tcBorders>
+            <w:shd w:val="clear" w:color="auto" w:fill="FFFFFF"/>
+            <w:tcMar>
+              <w:top w:w="0" w:type="dxa"/>
+              <w:bottom w:w="0" w:type="dxa"/>
+              <w:left w:w="0" w:type="dxa"/>
+              <w:right w:w="0" w:type="dxa"/>
+            </w:tcMar>
+            <w:vAlign w:val="center"/>
+          </w:tcPr>
+          <w:p>
+            <w:pPr>
+              <w:pStyle w:val="Normal"/>
+              <w:jc w:val="center"/>
+              <w:pBdr>
+                <w:bottom w:val="none" w:sz="0" w:space="0" w:color="000000"/>
+                <w:top w:val="none" w:sz="0" w:space="0" w:color="000000"/>
+                <w:left w:val="none" w:sz="0" w:space="0" w:color="000000"/>
+                <w:right w:val="none" w:sz="0" w:space="0" w:color="000000"/>
+              </w:pBdr>
+              <w:spacing w:after="40" w:before="40" w:line="240"/>
+              <w:ind w:left="100" w:right="100" w:firstLine="0" w:firstLineChars="0"/>
+              <w:rPr>
+                <w:rFonts w:ascii="Arial" w:hAnsi="Arial" w:eastAsia="Arial" w:cs="Arial"/>
+                <w:i w:val="false"/>
+                <w:b w:val="false"/>
+                <w:u w:val="none"/>
+                <w:strike w:val="false"/>
+                <w:sz w:val="18"/>
+                <w:szCs w:val="18"/>
+                <w:color w:val="000000"/>
+              </w:rPr>
+            </w:pPr>
+            <w:r>
+              <w:rPr>
+                <w:rFonts w:ascii="Arial" w:hAnsi="Arial" w:eastAsia="Arial" w:cs="Arial"/>
+                <w:i w:val="false"/>
+                <w:b w:val="false"/>
+                <w:u w:val="none"/>
+                <w:strike w:val="false"/>
+                <w:sz w:val="18"/>
+                <w:szCs w:val="18"/>
+                <w:color w:val="000000"/>
+              </w:rPr>
+              <w:t xml:space="preserve">14 (6.2)</w:t>
+            </w:r>
+          </w:p>
+        </w:tc>
+        <w:tc>
+          <w:tcPr>
+            <w:tcBorders>
+              <w:bottom w:val="single" w:sz="8" w:space="0" w:color="666666"/>
+              <w:top w:val="single" w:sz="3" w:space="0" w:color="CCCCCC"/>
+              <w:left w:val="single" w:sz="3" w:space="0" w:color="CCCCCC"/>
+              <w:right w:val="single" w:sz="8" w:space="0" w:color="666666"/>
+            </w:tcBorders>
+            <w:shd w:val="clear" w:color="auto" w:fill="FFFFFF"/>
+            <w:tcMar>
+              <w:top w:w="0" w:type="dxa"/>
+              <w:bottom w:w="0" w:type="dxa"/>
+              <w:left w:w="0" w:type="dxa"/>
+              <w:right w:w="0" w:type="dxa"/>
+            </w:tcMar>
+            <w:vAlign w:val="center"/>
+          </w:tcPr>
+          <w:p>
+            <w:pPr>
+              <w:pStyle w:val="Normal"/>
+              <w:jc w:val="center"/>
+              <w:pBdr>
+                <w:bottom w:val="none" w:sz="0" w:space="0" w:color="000000"/>
+                <w:top w:val="none" w:sz="0" w:space="0" w:color="000000"/>
+                <w:left w:val="none" w:sz="0" w:space="0" w:color="000000"/>
+                <w:right w:val="none" w:sz="0" w:space="0" w:color="000000"/>
+              </w:pBdr>
+              <w:spacing w:after="40" w:before="40" w:line="240"/>
+              <w:ind w:left="100" w:right="100" w:firstLine="0" w:firstLineChars="0"/>
+              <w:rPr>
+                <w:rFonts w:ascii="Arial" w:hAnsi="Arial" w:eastAsia="Arial" w:cs="Arial"/>
+                <w:i w:val="false"/>
+                <w:b w:val="false"/>
+                <w:u w:val="none"/>
+                <w:strike w:val="false"/>
+                <w:sz w:val="18"/>
+                <w:szCs w:val="18"/>
+                <w:color w:val="000000"/>
+              </w:rPr>
+            </w:pPr>
+            <w:r>
+              <w:rPr>
+                <w:rFonts w:ascii="Arial" w:hAnsi="Arial" w:eastAsia="Arial" w:cs="Arial"/>
+                <w:i w:val="false"/>
+                <w:b w:val="false"/>
+                <w:u w:val="none"/>
+                <w:strike w:val="false"/>
+                <w:sz w:val="18"/>
+                <w:szCs w:val="18"/>
+                <w:color w:val="000000"/>
+              </w:rPr>
+              <w:t xml:space="preserve">3 (1.3)</w:t>
             </w:r>
           </w:p>
         </w:tc>
@@ -3910,7 +4420,7 @@
           <w:szCs w:val="14"/>
           <w:color w:val="C0392B"/>
         </w:rPr>
-        <w:t xml:space="preserve">DRAFT — produced 2026-06-05 — synthetic data, NOT for regulatory submission</w:t>
+        <w:t xml:space="preserve">DRAFT — produced 2026-07-19 — synthetic data, NOT for regulatory submission</w:t>
       </w:r>
     </w:p>
     <w:sectPr>

--- a/tfl/tables/T-AE-02.docx
+++ b/tfl/tables/T-AE-02.docx
@@ -539,7 +539,7 @@
                 <w:szCs w:val="18"/>
                 <w:color w:val="000000"/>
               </w:rPr>
-              <w:t xml:space="preserve">200 (89.3)</w:t>
+              <w:t xml:space="preserve">201 (89.7)</w:t>
             </w:r>
           </w:p>
         </w:tc>
@@ -709,7 +709,7 @@
                 <w:szCs w:val="18"/>
                 <w:color w:val="000000"/>
               </w:rPr>
-              <w:t xml:space="preserve">108 (48.2)</w:t>
+              <w:t xml:space="preserve">106 (47.3)</w:t>
             </w:r>
           </w:p>
         </w:tc>
@@ -879,7 +879,7 @@
                 <w:szCs w:val="18"/>
                 <w:color w:val="000000"/>
               </w:rPr>
-              <w:t xml:space="preserve">104 (46.4)</w:t>
+              <w:t xml:space="preserve">105 (46.9)</w:t>
             </w:r>
           </w:p>
         </w:tc>
@@ -1049,7 +1049,7 @@
                 <w:szCs w:val="18"/>
                 <w:color w:val="000000"/>
               </w:rPr>
-              <w:t xml:space="preserve">97 (43.3)</w:t>
+              <w:t xml:space="preserve">96 (42.9)</w:t>
             </w:r>
           </w:p>
         </w:tc>
@@ -1164,7 +1164,7 @@
                 <w:szCs w:val="18"/>
                 <w:color w:val="000000"/>
               </w:rPr>
-              <w:t xml:space="preserve">202 (89.8)</w:t>
+              <w:t xml:space="preserve">203 (90.2)</w:t>
             </w:r>
           </w:p>
         </w:tc>
@@ -1219,7 +1219,7 @@
                 <w:szCs w:val="18"/>
                 <w:color w:val="000000"/>
               </w:rPr>
-              <w:t xml:space="preserve">191 (85.3)</w:t>
+              <w:t xml:space="preserve">192 (85.7)</w:t>
             </w:r>
           </w:p>
         </w:tc>
@@ -1334,7 +1334,7 @@
                 <w:szCs w:val="18"/>
                 <w:color w:val="000000"/>
               </w:rPr>
-              <w:t xml:space="preserve">137 (60.9)</w:t>
+              <w:t xml:space="preserve">138 (61.3)</w:t>
             </w:r>
           </w:p>
         </w:tc>
@@ -1389,7 +1389,7 @@
                 <w:szCs w:val="18"/>
                 <w:color w:val="000000"/>
               </w:rPr>
-              <w:t xml:space="preserve">129 (57.6)</w:t>
+              <w:t xml:space="preserve">130 (58.0)</w:t>
             </w:r>
           </w:p>
         </w:tc>
@@ -1504,7 +1504,7 @@
                 <w:szCs w:val="18"/>
                 <w:color w:val="000000"/>
               </w:rPr>
-              <w:t xml:space="preserve">58 (25.8)</w:t>
+              <w:t xml:space="preserve">57 (25.3)</w:t>
             </w:r>
           </w:p>
         </w:tc>
@@ -1559,7 +1559,7 @@
                 <w:szCs w:val="18"/>
                 <w:color w:val="000000"/>
               </w:rPr>
-              <w:t xml:space="preserve">61 (27.2)</w:t>
+              <w:t xml:space="preserve">63 (28.1)</w:t>
             </w:r>
           </w:p>
         </w:tc>
@@ -1729,7 +1729,7 @@
                 <w:szCs w:val="18"/>
                 <w:color w:val="000000"/>
               </w:rPr>
-              <w:t xml:space="preserve">54 (24.1)</w:t>
+              <w:t xml:space="preserve">55 (24.6)</w:t>
             </w:r>
           </w:p>
         </w:tc>
@@ -1844,7 +1844,7 @@
                 <w:szCs w:val="18"/>
                 <w:color w:val="000000"/>
               </w:rPr>
-              <w:t xml:space="preserve">55 (24.4)</w:t>
+              <w:t xml:space="preserve">56 (24.9)</w:t>
             </w:r>
           </w:p>
         </w:tc>
@@ -2069,7 +2069,7 @@
                 <w:szCs w:val="18"/>
                 <w:color w:val="000000"/>
               </w:rPr>
-              <w:t xml:space="preserve">47 (21.0)</w:t>
+              <w:t xml:space="preserve">46 (20.5)</w:t>
             </w:r>
           </w:p>
         </w:tc>
@@ -2409,7 +2409,7 @@
                 <w:szCs w:val="18"/>
                 <w:color w:val="000000"/>
               </w:rPr>
-              <w:t xml:space="preserve">100 (44.6)</w:t>
+              <w:t xml:space="preserve">103 (46.0)</w:t>
             </w:r>
           </w:p>
         </w:tc>
@@ -2579,7 +2579,7 @@
                 <w:szCs w:val="18"/>
                 <w:color w:val="000000"/>
               </w:rPr>
-              <w:t xml:space="preserve">71 (31.7)</w:t>
+              <w:t xml:space="preserve">72 (32.1)</w:t>
             </w:r>
           </w:p>
         </w:tc>
@@ -2749,7 +2749,7 @@
                 <w:szCs w:val="18"/>
                 <w:color w:val="000000"/>
               </w:rPr>
-              <w:t xml:space="preserve">47 (21.0)</w:t>
+              <w:t xml:space="preserve">50 (22.3)</w:t>
             </w:r>
           </w:p>
         </w:tc>
@@ -2864,7 +2864,7 @@
                 <w:szCs w:val="18"/>
                 <w:color w:val="000000"/>
               </w:rPr>
-              <w:t xml:space="preserve">55 (24.4)</w:t>
+              <w:t xml:space="preserve">56 (24.9)</w:t>
             </w:r>
           </w:p>
         </w:tc>
@@ -3034,7 +3034,7 @@
                 <w:szCs w:val="18"/>
                 <w:color w:val="000000"/>
               </w:rPr>
-              <w:t xml:space="preserve">55 (24.4)</w:t>
+              <w:t xml:space="preserve">56 (24.9)</w:t>
             </w:r>
           </w:p>
         </w:tc>
@@ -3204,7 +3204,7 @@
                 <w:szCs w:val="18"/>
                 <w:color w:val="000000"/>
               </w:rPr>
-              <w:t xml:space="preserve">52 (23.1)</w:t>
+              <w:t xml:space="preserve">53 (23.6)</w:t>
             </w:r>
           </w:p>
         </w:tc>
@@ -3374,7 +3374,7 @@
                 <w:szCs w:val="18"/>
                 <w:color w:val="000000"/>
               </w:rPr>
-              <w:t xml:space="preserve">52 (23.1)</w:t>
+              <w:t xml:space="preserve">53 (23.6)</w:t>
             </w:r>
           </w:p>
         </w:tc>
@@ -3599,7 +3599,7 @@
                 <w:szCs w:val="18"/>
                 <w:color w:val="000000"/>
               </w:rPr>
-              <w:t xml:space="preserve">56 (25.0)</w:t>
+              <w:t xml:space="preserve">58 (25.9)</w:t>
             </w:r>
           </w:p>
         </w:tc>
@@ -3769,7 +3769,7 @@
                 <w:szCs w:val="18"/>
                 <w:color w:val="000000"/>
               </w:rPr>
-              <w:t xml:space="preserve">56 (25.0)</w:t>
+              <w:t xml:space="preserve">58 (25.9)</w:t>
             </w:r>
           </w:p>
         </w:tc>
@@ -3939,7 +3939,7 @@
                 <w:szCs w:val="18"/>
                 <w:color w:val="000000"/>
               </w:rPr>
-              <w:t xml:space="preserve">81 (36.2)</w:t>
+              <w:t xml:space="preserve">83 (37.1)</w:t>
             </w:r>
           </w:p>
         </w:tc>
@@ -4109,7 +4109,7 @@
                 <w:szCs w:val="18"/>
                 <w:color w:val="000000"/>
               </w:rPr>
-              <w:t xml:space="preserve">77 (34.4)</w:t>
+              <w:t xml:space="preserve">80 (35.7)</w:t>
             </w:r>
           </w:p>
         </w:tc>
@@ -4279,7 +4279,7 @@
                 <w:szCs w:val="18"/>
                 <w:color w:val="000000"/>
               </w:rPr>
-              <w:t xml:space="preserve">3 (1.3)</w:t>
+              <w:t xml:space="preserve">2 (0.9)</w:t>
             </w:r>
           </w:p>
         </w:tc>
